--- a/common/template/document/contract_student_free.docx
+++ b/common/template/document/contract_student_free.docx
@@ -4,12 +4,15 @@
   <w:body>
     <w:p>
       <w:pPr>
+        <w:pStyle w:val="a6"/>
+        <w:spacing w:before="0" w:beforeAutospacing="0" w:after="0" w:afterAutospacing="0"/>
         <w:jc w:val="center"/>
         <w:rPr>
           <w:b/>
           <w:bCs/>
           <w:sz w:val="20"/>
           <w:szCs w:val="20"/>
+          <w:lang w:val="en-US"/>
         </w:rPr>
       </w:pPr>
       <w:r>
@@ -20,6 +23,88 @@
           <w:szCs w:val="20"/>
         </w:rPr>
         <w:t xml:space="preserve">ДОГОВОР ОБ ОБРАЗОВАНИИ </w:t>
+      </w:r>
+      <w:r>
+        <w:rPr>
+          <w:rStyle w:val="a7"/>
+          <w:sz w:val="20"/>
+          <w:szCs w:val="20"/>
+          <w:lang w:val="en-US"/>
+        </w:rPr>
+        <w:t>№</w:t>
+      </w:r>
+      <w:r>
+        <w:rPr>
+          <w:b/>
+          <w:bCs/>
+          <w:sz w:val="20"/>
+          <w:szCs w:val="20"/>
+          <w:lang w:val="en-US"/>
+        </w:rPr>
+        <w:t>[</w:t>
+      </w:r>
+      <w:proofErr w:type="spellStart"/>
+      <w:r>
+        <w:rPr>
+          <w:b/>
+          <w:bCs/>
+          <w:sz w:val="20"/>
+          <w:szCs w:val="20"/>
+          <w:lang w:val="en-US"/>
+        </w:rPr>
+        <w:t>doc.student_fls</w:t>
+      </w:r>
+      <w:proofErr w:type="spellEnd"/>
+      <w:r>
+        <w:rPr>
+          <w:b/>
+          <w:bCs/>
+          <w:sz w:val="20"/>
+          <w:szCs w:val="20"/>
+          <w:lang w:val="en-US"/>
+        </w:rPr>
+        <w:t>]</w:t>
+      </w:r>
+      <w:r>
+        <w:rPr>
+          <w:rStyle w:val="a7"/>
+          <w:sz w:val="20"/>
+          <w:szCs w:val="20"/>
+          <w:lang w:val="en-US"/>
+        </w:rPr>
+        <w:t>-</w:t>
+      </w:r>
+      <w:r>
+        <w:rPr>
+          <w:b/>
+          <w:bCs/>
+          <w:sz w:val="20"/>
+          <w:szCs w:val="20"/>
+          <w:lang w:val="en-US"/>
+        </w:rPr>
+        <w:t>[</w:t>
+      </w:r>
+      <w:proofErr w:type="spellStart"/>
+      <w:r>
+        <w:rPr>
+          <w:b/>
+          <w:bCs/>
+          <w:sz w:val="20"/>
+          <w:szCs w:val="20"/>
+          <w:lang w:val="en-US"/>
+        </w:rPr>
+        <w:t>doc.doc_date_year</w:t>
+      </w:r>
+      <w:proofErr w:type="spellEnd"/>
+      <w:r>
+        <w:rPr>
+          <w:b/>
+          <w:bCs/>
+          <w:sz w:val="20"/>
+          <w:szCs w:val="20"/>
+          <w:lang w:val="en-US"/>
+        </w:rPr>
+        <w:t>]</w:t>
       </w:r>
     </w:p>
     <w:p>
@@ -154,16 +239,7 @@
           <w:szCs w:val="20"/>
           <w:lang w:val="en-US"/>
         </w:rPr>
-        <w:t xml:space="preserve">                               </w:t>
-      </w:r>
-      <w:proofErr w:type="gramStart"/>
-      <w:r>
-        <w:rPr>
-          <w:sz w:val="20"/>
-          <w:szCs w:val="20"/>
-          <w:lang w:val="en-US"/>
-        </w:rPr>
-        <w:t xml:space="preserve">   </w:t>
+        <w:t xml:space="preserve">                                  </w:t>
       </w:r>
       <w:r>
         <w:rPr>
@@ -175,7 +251,6 @@
         <w:t>[</w:t>
       </w:r>
       <w:proofErr w:type="spellStart"/>
-      <w:proofErr w:type="gramEnd"/>
       <w:r>
         <w:rPr>
           <w:sz w:val="18"/>
@@ -514,7 +589,6 @@
         </w:rPr>
         <w:t>[</w:t>
       </w:r>
-      <w:proofErr w:type="gramStart"/>
       <w:r>
         <w:rPr>
           <w:bCs/>
@@ -544,7 +618,6 @@
         </w:rPr>
         <w:t>student</w:t>
       </w:r>
-      <w:proofErr w:type="gramEnd"/>
       <w:r>
         <w:rPr>
           <w:bCs/>
@@ -2291,7 +2364,6 @@
         </w:rPr>
         <w:t xml:space="preserve">с образовательной программой, </w:t>
       </w:r>
-      <w:proofErr w:type="gramStart"/>
       <w:r>
         <w:rPr>
           <w:i/>
@@ -2308,7 +2380,6 @@
         </w:rPr>
         <w:t>,</w:t>
       </w:r>
-      <w:proofErr w:type="gramEnd"/>
       <w:r>
         <w:rPr>
           <w:sz w:val="20"/>
@@ -3097,74 +3168,72 @@
           <w:sz w:val="20"/>
           <w:szCs w:val="20"/>
         </w:rPr>
-        <w:t xml:space="preserve">Представителя </w:t>
-      </w:r>
-      <w:proofErr w:type="gramStart"/>
+        <w:t>Представителя учащегося</w:t>
+      </w:r>
+      <w:r>
+        <w:rPr>
+          <w:sz w:val="20"/>
+          <w:szCs w:val="20"/>
+        </w:rPr>
+        <w:t xml:space="preserve">, </w:t>
+      </w:r>
+      <w:r>
+        <w:rPr>
+          <w:sz w:val="20"/>
+          <w:szCs w:val="20"/>
+        </w:rPr>
+        <w:t xml:space="preserve"> в том числе в случаях:</w:t>
+      </w:r>
+    </w:p>
+    <w:p>
+      <w:pPr>
+        <w:widowControl w:val="0"/>
+        <w:ind w:firstLine="720"/>
+        <w:jc w:val="both"/>
+        <w:rPr>
+          <w:sz w:val="20"/>
+          <w:szCs w:val="20"/>
+        </w:rPr>
+      </w:pPr>
+      <w:r>
+        <w:rPr>
+          <w:sz w:val="20"/>
+          <w:szCs w:val="20"/>
+        </w:rPr>
+        <w:t>4.2.2.1. Перевода Учащегося в другую образовательную организацию.</w:t>
+      </w:r>
+    </w:p>
+    <w:p>
+      <w:pPr>
+        <w:widowControl w:val="0"/>
+        <w:ind w:firstLine="720"/>
+        <w:jc w:val="both"/>
+        <w:rPr>
+          <w:sz w:val="20"/>
+          <w:szCs w:val="20"/>
+        </w:rPr>
+      </w:pPr>
+      <w:r>
+        <w:rPr>
+          <w:sz w:val="20"/>
+          <w:szCs w:val="20"/>
+        </w:rPr>
+        <w:t xml:space="preserve">4.2.2.2. Отказа </w:t>
+      </w:r>
       <w:r>
         <w:rPr>
           <w:i/>
           <w:sz w:val="20"/>
           <w:szCs w:val="20"/>
         </w:rPr>
-        <w:t>учащегося</w:t>
-      </w:r>
-      <w:r>
-        <w:rPr>
-          <w:sz w:val="20"/>
-          <w:szCs w:val="20"/>
-        </w:rPr>
-        <w:t xml:space="preserve">, </w:t>
-      </w:r>
-      <w:r>
-        <w:rPr>
-          <w:sz w:val="20"/>
-          <w:szCs w:val="20"/>
-        </w:rPr>
-        <w:t xml:space="preserve"> в</w:t>
-      </w:r>
-      <w:proofErr w:type="gramEnd"/>
-      <w:r>
-        <w:rPr>
-          <w:sz w:val="20"/>
-          <w:szCs w:val="20"/>
-        </w:rPr>
-        <w:t xml:space="preserve"> том числе в случаях:</w:t>
-      </w:r>
-    </w:p>
-    <w:p>
-      <w:pPr>
-        <w:widowControl w:val="0"/>
-        <w:ind w:firstLine="720"/>
-        <w:jc w:val="both"/>
-        <w:rPr>
-          <w:sz w:val="20"/>
-          <w:szCs w:val="20"/>
-        </w:rPr>
-      </w:pPr>
-      <w:r>
-        <w:rPr>
-          <w:sz w:val="20"/>
-          <w:szCs w:val="20"/>
-        </w:rPr>
-        <w:t>4.2.2.1. Перевода Учащегося в другую образовательную организацию.</w:t>
-      </w:r>
-    </w:p>
-    <w:p>
-      <w:pPr>
-        <w:widowControl w:val="0"/>
-        <w:ind w:firstLine="720"/>
-        <w:jc w:val="both"/>
-        <w:rPr>
-          <w:sz w:val="20"/>
-          <w:szCs w:val="20"/>
-        </w:rPr>
-      </w:pPr>
-      <w:r>
-        <w:rPr>
-          <w:sz w:val="20"/>
-          <w:szCs w:val="20"/>
-        </w:rPr>
-        <w:t xml:space="preserve">4.2.2.2. Отказа </w:t>
+        <w:t>Представителя учащегося</w:t>
+      </w:r>
+      <w:r>
+        <w:rPr>
+          <w:sz w:val="20"/>
+          <w:szCs w:val="20"/>
+        </w:rPr>
+        <w:t xml:space="preserve"> / </w:t>
       </w:r>
       <w:r>
         <w:rPr>
@@ -3172,14 +3241,136 @@
           <w:sz w:val="20"/>
           <w:szCs w:val="20"/>
         </w:rPr>
-        <w:t>Представителя учащегося</w:t>
-      </w:r>
-      <w:r>
-        <w:rPr>
-          <w:sz w:val="20"/>
-          <w:szCs w:val="20"/>
-        </w:rPr>
-        <w:t xml:space="preserve"> / </w:t>
+        <w:t>Учащегося</w:t>
+      </w:r>
+      <w:r>
+        <w:rPr>
+          <w:sz w:val="20"/>
+          <w:szCs w:val="20"/>
+        </w:rPr>
+        <w:t xml:space="preserve"> от продолжения обучения:</w:t>
+      </w:r>
+    </w:p>
+    <w:p>
+      <w:pPr>
+        <w:widowControl w:val="0"/>
+        <w:ind w:firstLine="720"/>
+        <w:jc w:val="both"/>
+        <w:rPr>
+          <w:sz w:val="20"/>
+          <w:szCs w:val="20"/>
+        </w:rPr>
+      </w:pPr>
+      <w:r>
+        <w:rPr>
+          <w:sz w:val="20"/>
+          <w:szCs w:val="20"/>
+        </w:rPr>
+        <w:t>4.2.2.2.1. На определенных</w:t>
+      </w:r>
+      <w:r>
+        <w:rPr>
+          <w:sz w:val="20"/>
+          <w:szCs w:val="20"/>
+        </w:rPr>
+        <w:t xml:space="preserve"> Учреждением условиях обучения </w:t>
+      </w:r>
+      <w:r>
+        <w:rPr>
+          <w:sz w:val="20"/>
+          <w:szCs w:val="20"/>
+        </w:rPr>
+        <w:t>в соответствии с п. 2.1.1 – 2.1.3, 2.1.5 – 2.1.6, 3.1.1, 3.1.3 – 3.1.4 настоящего Договора.</w:t>
+      </w:r>
+    </w:p>
+    <w:p>
+      <w:pPr>
+        <w:widowControl w:val="0"/>
+        <w:ind w:firstLine="720"/>
+        <w:jc w:val="both"/>
+        <w:rPr>
+          <w:sz w:val="20"/>
+          <w:szCs w:val="20"/>
+        </w:rPr>
+      </w:pPr>
+      <w:r>
+        <w:rPr>
+          <w:sz w:val="20"/>
+          <w:szCs w:val="20"/>
+        </w:rPr>
+        <w:t>4.2.2.2.2. По уважительным причинам, связанным:</w:t>
+      </w:r>
+    </w:p>
+    <w:p>
+      <w:pPr>
+        <w:widowControl w:val="0"/>
+        <w:ind w:firstLine="720"/>
+        <w:jc w:val="both"/>
+        <w:rPr>
+          <w:sz w:val="20"/>
+          <w:szCs w:val="20"/>
+        </w:rPr>
+      </w:pPr>
+      <w:r>
+        <w:rPr>
+          <w:sz w:val="20"/>
+          <w:szCs w:val="20"/>
+        </w:rPr>
+        <w:t>- с изменением места жительства Учащегося и (или) его законных представителей;</w:t>
+      </w:r>
+    </w:p>
+    <w:p>
+      <w:pPr>
+        <w:widowControl w:val="0"/>
+        <w:ind w:firstLine="720"/>
+        <w:jc w:val="both"/>
+        <w:rPr>
+          <w:sz w:val="20"/>
+          <w:szCs w:val="20"/>
+        </w:rPr>
+      </w:pPr>
+      <w:r>
+        <w:rPr>
+          <w:sz w:val="20"/>
+          <w:szCs w:val="20"/>
+        </w:rPr>
+        <w:t>- состоянием здоровья Учащегося, в том числе наличием медицинских противопоказаний для обучения.</w:t>
+      </w:r>
+    </w:p>
+    <w:p>
+      <w:pPr>
+        <w:widowControl w:val="0"/>
+        <w:ind w:firstLine="720"/>
+        <w:jc w:val="both"/>
+        <w:rPr>
+          <w:sz w:val="20"/>
+          <w:szCs w:val="20"/>
+        </w:rPr>
+      </w:pPr>
+      <w:r>
+        <w:rPr>
+          <w:sz w:val="20"/>
+          <w:szCs w:val="20"/>
+        </w:rPr>
+        <w:t>4.2.2.2.3. Без наличия уважительных причин или указания причин отказа.</w:t>
+      </w:r>
+    </w:p>
+    <w:p>
+      <w:pPr>
+        <w:widowControl w:val="0"/>
+        <w:ind w:firstLine="720"/>
+        <w:jc w:val="both"/>
+        <w:rPr>
+          <w:sz w:val="20"/>
+          <w:szCs w:val="20"/>
+        </w:rPr>
+      </w:pPr>
+      <w:r>
+        <w:rPr>
+          <w:sz w:val="20"/>
+          <w:szCs w:val="20"/>
+        </w:rPr>
+        <w:t xml:space="preserve">4.2.2.3. Отзыва </w:t>
       </w:r>
       <w:r>
         <w:rPr>
@@ -3187,136 +3378,14 @@
           <w:sz w:val="20"/>
           <w:szCs w:val="20"/>
         </w:rPr>
-        <w:t>Учащегося</w:t>
-      </w:r>
-      <w:r>
-        <w:rPr>
-          <w:sz w:val="20"/>
-          <w:szCs w:val="20"/>
-        </w:rPr>
-        <w:t xml:space="preserve"> от продолжения обучения:</w:t>
-      </w:r>
-    </w:p>
-    <w:p>
-      <w:pPr>
-        <w:widowControl w:val="0"/>
-        <w:ind w:firstLine="720"/>
-        <w:jc w:val="both"/>
-        <w:rPr>
-          <w:sz w:val="20"/>
-          <w:szCs w:val="20"/>
-        </w:rPr>
-      </w:pPr>
-      <w:r>
-        <w:rPr>
-          <w:sz w:val="20"/>
-          <w:szCs w:val="20"/>
-        </w:rPr>
-        <w:t>4.2.2.2.1. На определенных</w:t>
-      </w:r>
-      <w:r>
-        <w:rPr>
-          <w:sz w:val="20"/>
-          <w:szCs w:val="20"/>
-        </w:rPr>
-        <w:t xml:space="preserve"> Учреждением условиях обучения </w:t>
-      </w:r>
-      <w:r>
-        <w:rPr>
-          <w:sz w:val="20"/>
-          <w:szCs w:val="20"/>
-        </w:rPr>
-        <w:t>в соответствии с п. 2.1.1 – 2.1.3, 2.1.5 – 2.1.6, 3.1.1, 3.1.3 – 3.1.4 настоящего Договора.</w:t>
-      </w:r>
-    </w:p>
-    <w:p>
-      <w:pPr>
-        <w:widowControl w:val="0"/>
-        <w:ind w:firstLine="720"/>
-        <w:jc w:val="both"/>
-        <w:rPr>
-          <w:sz w:val="20"/>
-          <w:szCs w:val="20"/>
-        </w:rPr>
-      </w:pPr>
-      <w:r>
-        <w:rPr>
-          <w:sz w:val="20"/>
-          <w:szCs w:val="20"/>
-        </w:rPr>
-        <w:t>4.2.2.2.2. По уважительным причинам, связанным:</w:t>
-      </w:r>
-    </w:p>
-    <w:p>
-      <w:pPr>
-        <w:widowControl w:val="0"/>
-        <w:ind w:firstLine="720"/>
-        <w:jc w:val="both"/>
-        <w:rPr>
-          <w:sz w:val="20"/>
-          <w:szCs w:val="20"/>
-        </w:rPr>
-      </w:pPr>
-      <w:r>
-        <w:rPr>
-          <w:sz w:val="20"/>
-          <w:szCs w:val="20"/>
-        </w:rPr>
-        <w:t>- с изменением места жительства Учащегося и (или) его законных представителей;</w:t>
-      </w:r>
-    </w:p>
-    <w:p>
-      <w:pPr>
-        <w:widowControl w:val="0"/>
-        <w:ind w:firstLine="720"/>
-        <w:jc w:val="both"/>
-        <w:rPr>
-          <w:sz w:val="20"/>
-          <w:szCs w:val="20"/>
-        </w:rPr>
-      </w:pPr>
-      <w:r>
-        <w:rPr>
-          <w:sz w:val="20"/>
-          <w:szCs w:val="20"/>
-        </w:rPr>
-        <w:t>- состоянием здоровья Учащегося, в том числе наличием медицинских противопоказаний для обучения.</w:t>
-      </w:r>
-    </w:p>
-    <w:p>
-      <w:pPr>
-        <w:widowControl w:val="0"/>
-        <w:ind w:firstLine="720"/>
-        <w:jc w:val="both"/>
-        <w:rPr>
-          <w:sz w:val="20"/>
-          <w:szCs w:val="20"/>
-        </w:rPr>
-      </w:pPr>
-      <w:r>
-        <w:rPr>
-          <w:sz w:val="20"/>
-          <w:szCs w:val="20"/>
-        </w:rPr>
-        <w:t>4.2.2.2.3. Без наличия уважительных причин или указания причин отказа.</w:t>
-      </w:r>
-    </w:p>
-    <w:p>
-      <w:pPr>
-        <w:widowControl w:val="0"/>
-        <w:ind w:firstLine="720"/>
-        <w:jc w:val="both"/>
-        <w:rPr>
-          <w:sz w:val="20"/>
-          <w:szCs w:val="20"/>
-        </w:rPr>
-      </w:pPr>
-      <w:r>
-        <w:rPr>
-          <w:sz w:val="20"/>
-          <w:szCs w:val="20"/>
-        </w:rPr>
-        <w:t xml:space="preserve">4.2.2.3. Отзыва </w:t>
+        <w:t>Представителем учащегося</w:t>
+      </w:r>
+      <w:r>
+        <w:rPr>
+          <w:sz w:val="20"/>
+          <w:szCs w:val="20"/>
+        </w:rPr>
+        <w:t xml:space="preserve"> согласия </w:t>
       </w:r>
       <w:r>
         <w:rPr>
@@ -3324,21 +3393,6 @@
           <w:sz w:val="20"/>
           <w:szCs w:val="20"/>
         </w:rPr>
-        <w:t>Представителем учащегося</w:t>
-      </w:r>
-      <w:r>
-        <w:rPr>
-          <w:sz w:val="20"/>
-          <w:szCs w:val="20"/>
-        </w:rPr>
-        <w:t xml:space="preserve"> согласия </w:t>
-      </w:r>
-      <w:r>
-        <w:rPr>
-          <w:i/>
-          <w:sz w:val="20"/>
-          <w:szCs w:val="20"/>
-        </w:rPr>
         <w:t xml:space="preserve">Представителя учащегося </w:t>
       </w:r>
       <w:r>
@@ -3382,15 +3436,7 @@
           <w:sz w:val="20"/>
           <w:szCs w:val="20"/>
         </w:rPr>
-        <w:t>4.2.3.1. </w:t>
-      </w:r>
-      <w:proofErr w:type="gramStart"/>
-      <w:r>
-        <w:rPr>
-          <w:sz w:val="20"/>
-          <w:szCs w:val="20"/>
-        </w:rPr>
-        <w:t>Установления</w:t>
+        <w:t>4.2.3.1. Установления</w:t>
       </w:r>
       <w:r>
         <w:rPr>
@@ -3405,15 +3451,7 @@
           <w:sz w:val="20"/>
           <w:szCs w:val="20"/>
         </w:rPr>
-        <w:t xml:space="preserve"> факта</w:t>
-      </w:r>
-      <w:proofErr w:type="gramEnd"/>
-      <w:r>
-        <w:rPr>
-          <w:sz w:val="20"/>
-          <w:szCs w:val="20"/>
-        </w:rPr>
-        <w:t xml:space="preserve"> нарушения </w:t>
+        <w:t xml:space="preserve"> факта нарушения </w:t>
       </w:r>
       <w:r>
         <w:rPr>
@@ -5234,15 +5272,7 @@
           <w:sz w:val="20"/>
           <w:szCs w:val="20"/>
         </w:rPr>
-        <w:t xml:space="preserve">- Положение об организации пропускного </w:t>
-      </w:r>
-      <w:proofErr w:type="gramStart"/>
-      <w:r>
-        <w:rPr>
-          <w:sz w:val="20"/>
-          <w:szCs w:val="20"/>
-        </w:rPr>
-        <w:t xml:space="preserve">режима </w:t>
+        <w:t xml:space="preserve">- Положение об организации пропускного режима </w:t>
       </w:r>
       <w:r>
         <w:rPr>
@@ -5257,15 +5287,7 @@
           <w:sz w:val="20"/>
           <w:szCs w:val="20"/>
         </w:rPr>
-        <w:t>ГБУДО</w:t>
-      </w:r>
-      <w:proofErr w:type="gramEnd"/>
-      <w:r>
-        <w:rPr>
-          <w:sz w:val="20"/>
-          <w:szCs w:val="20"/>
-        </w:rPr>
-        <w:t xml:space="preserve"> </w:t>
+        <w:t xml:space="preserve">ГБУДО </w:t>
       </w:r>
       <w:proofErr w:type="spellStart"/>
       <w:r>
@@ -5696,14 +5718,7 @@
                 <w:sz w:val="20"/>
                 <w:szCs w:val="20"/>
               </w:rPr>
-              <w:t xml:space="preserve">: </w:t>
-            </w:r>
-            <w:r>
-              <w:rPr>
-                <w:sz w:val="20"/>
-                <w:szCs w:val="20"/>
-              </w:rPr>
-              <w:t>[</w:t>
+              <w:t>: [</w:t>
             </w:r>
             <w:proofErr w:type="spellStart"/>
             <w:r>
@@ -6625,16 +6640,7 @@
                 <w:szCs w:val="20"/>
                 <w:lang w:val="en-US"/>
               </w:rPr>
-              <w:t xml:space="preserve">       </w:t>
-            </w:r>
-            <w:proofErr w:type="gramStart"/>
-            <w:r>
-              <w:rPr>
-                <w:sz w:val="20"/>
-                <w:szCs w:val="20"/>
-                <w:lang w:val="en-US"/>
-              </w:rPr>
-              <w:t xml:space="preserve">   </w:t>
+              <w:t xml:space="preserve">          </w:t>
             </w:r>
             <w:r>
               <w:rPr>
@@ -6648,7 +6654,6 @@
               <w:t>[</w:t>
             </w:r>
             <w:proofErr w:type="spellStart"/>
-            <w:proofErr w:type="gramEnd"/>
             <w:r>
               <w:rPr>
                 <w:bCs/>
@@ -6758,7 +6763,6 @@
               </w:rPr>
               <w:t xml:space="preserve">        (</w:t>
             </w:r>
-            <w:proofErr w:type="gramStart"/>
             <w:r>
               <w:rPr>
                 <w:i/>
@@ -6774,17 +6778,7 @@
                 <w:szCs w:val="20"/>
                 <w:lang w:val="en-US"/>
               </w:rPr>
-              <w:t xml:space="preserve">)   </w:t>
-            </w:r>
-            <w:proofErr w:type="gramEnd"/>
-            <w:r>
-              <w:rPr>
-                <w:i/>
-                <w:sz w:val="20"/>
-                <w:szCs w:val="20"/>
-                <w:lang w:val="en-US"/>
-              </w:rPr>
-              <w:t xml:space="preserve">                             </w:t>
+              <w:t xml:space="preserve">)                                </w:t>
             </w:r>
           </w:p>
         </w:tc>
@@ -6971,15 +6965,7 @@
           <w:sz w:val="16"/>
           <w:szCs w:val="16"/>
         </w:rPr>
-        <w:t xml:space="preserve">           </w:t>
-      </w:r>
-      <w:proofErr w:type="gramStart"/>
-      <w:r>
-        <w:rPr>
-          <w:sz w:val="16"/>
-          <w:szCs w:val="16"/>
-        </w:rPr>
-        <w:t xml:space="preserve">  </w:t>
+        <w:t xml:space="preserve">             </w:t>
       </w:r>
       <w:r>
         <w:rPr>
@@ -6994,16 +6980,7 @@
           <w:szCs w:val="16"/>
           <w:u w:val="single"/>
         </w:rPr>
-        <w:t>(</w:t>
-      </w:r>
-      <w:proofErr w:type="gramEnd"/>
-      <w:r>
-        <w:rPr>
-          <w:sz w:val="16"/>
-          <w:szCs w:val="16"/>
-          <w:u w:val="single"/>
-        </w:rPr>
-        <w:t xml:space="preserve">Ф.И.О. </w:t>
+        <w:t xml:space="preserve">(Ф.И.О. </w:t>
       </w:r>
       <w:r>
         <w:rPr>
@@ -7575,15 +7552,7 @@
           <w:sz w:val="20"/>
           <w:szCs w:val="20"/>
         </w:rPr>
-        <w:t xml:space="preserve">___________________________                 </w:t>
-      </w:r>
-      <w:proofErr w:type="gramStart"/>
-      <w:r>
-        <w:rPr>
-          <w:sz w:val="20"/>
-          <w:szCs w:val="20"/>
-        </w:rPr>
-        <w:t xml:space="preserve">   </w:t>
+        <w:t xml:space="preserve">___________________________                    </w:t>
       </w:r>
       <w:r>
         <w:rPr>
@@ -7593,7 +7562,6 @@
         </w:rPr>
         <w:t>[</w:t>
       </w:r>
-      <w:proofErr w:type="gramEnd"/>
       <w:r>
         <w:rPr>
           <w:sz w:val="20"/>
@@ -7667,31 +7635,14 @@
           <w:szCs w:val="20"/>
           <w:u w:val="single"/>
         </w:rPr>
-        <w:t>(</w:t>
-      </w:r>
-      <w:proofErr w:type="gramStart"/>
-      <w:r>
-        <w:rPr>
-          <w:sz w:val="20"/>
-          <w:szCs w:val="20"/>
-          <w:u w:val="single"/>
-        </w:rPr>
-        <w:t>подпись)</w:t>
-      </w:r>
-      <w:r>
-        <w:rPr>
-          <w:sz w:val="20"/>
-          <w:szCs w:val="20"/>
-        </w:rPr>
-        <w:t xml:space="preserve">   </w:t>
-      </w:r>
-      <w:proofErr w:type="gramEnd"/>
-      <w:r>
-        <w:rPr>
-          <w:sz w:val="20"/>
-          <w:szCs w:val="20"/>
-        </w:rPr>
-        <w:t xml:space="preserve">                                                                            </w:t>
+        <w:t>(подпись)</w:t>
+      </w:r>
+      <w:r>
+        <w:rPr>
+          <w:sz w:val="20"/>
+          <w:szCs w:val="20"/>
+        </w:rPr>
+        <w:t xml:space="preserve">                                                                               </w:t>
       </w:r>
       <w:r>
         <w:rPr>
@@ -7849,15 +7800,7 @@
           <w:sz w:val="20"/>
           <w:szCs w:val="20"/>
         </w:rPr>
-        <w:t xml:space="preserve">___________________________                 </w:t>
-      </w:r>
-      <w:proofErr w:type="gramStart"/>
-      <w:r>
-        <w:rPr>
-          <w:sz w:val="20"/>
-          <w:szCs w:val="20"/>
-        </w:rPr>
-        <w:t xml:space="preserve">   </w:t>
+        <w:t xml:space="preserve">___________________________                    </w:t>
       </w:r>
       <w:r>
         <w:rPr>
@@ -7867,7 +7810,6 @@
         </w:rPr>
         <w:t>[</w:t>
       </w:r>
-      <w:proofErr w:type="gramEnd"/>
       <w:r>
         <w:rPr>
           <w:sz w:val="20"/>
@@ -7941,400 +7883,365 @@
           <w:szCs w:val="20"/>
           <w:u w:val="single"/>
         </w:rPr>
-        <w:t>(</w:t>
-      </w:r>
-      <w:proofErr w:type="gramStart"/>
+        <w:t>(подпись)</w:t>
+      </w:r>
+      <w:r>
+        <w:rPr>
+          <w:sz w:val="20"/>
+          <w:szCs w:val="20"/>
+        </w:rPr>
+        <w:t xml:space="preserve">                                                                               </w:t>
+      </w:r>
       <w:r>
         <w:rPr>
           <w:sz w:val="20"/>
           <w:szCs w:val="20"/>
           <w:u w:val="single"/>
         </w:rPr>
-        <w:t>подпись)</w:t>
-      </w:r>
-      <w:r>
-        <w:rPr>
-          <w:sz w:val="20"/>
-          <w:szCs w:val="20"/>
-        </w:rPr>
-        <w:t xml:space="preserve">   </w:t>
-      </w:r>
-      <w:proofErr w:type="gramEnd"/>
-      <w:r>
-        <w:rPr>
-          <w:sz w:val="20"/>
-          <w:szCs w:val="20"/>
-        </w:rPr>
-        <w:t xml:space="preserve">                                                                            </w:t>
-      </w:r>
-      <w:r>
+        <w:t>(Ф.И.О.)</w:t>
+      </w:r>
+    </w:p>
+    <w:p>
+      <w:pPr>
+        <w:ind w:firstLine="720"/>
+        <w:jc w:val="both"/>
+        <w:rPr>
+          <w:sz w:val="20"/>
+          <w:szCs w:val="20"/>
+        </w:rPr>
+      </w:pPr>
+    </w:p>
+    <w:p>
+      <w:pPr>
+        <w:jc w:val="both"/>
+        <w:rPr>
+          <w:sz w:val="20"/>
+          <w:szCs w:val="20"/>
+        </w:rPr>
+      </w:pPr>
+    </w:p>
+    <w:p>
+      <w:pPr>
+        <w:jc w:val="both"/>
+        <w:rPr>
+          <w:sz w:val="20"/>
+          <w:szCs w:val="20"/>
+          <w:lang w:val="en-US"/>
+        </w:rPr>
+      </w:pPr>
+      <w:r>
+        <w:rPr>
+          <w:sz w:val="20"/>
+          <w:szCs w:val="20"/>
+        </w:rPr>
+        <w:t>Дата</w:t>
+      </w:r>
+      <w:r>
+        <w:rPr>
+          <w:sz w:val="20"/>
+          <w:szCs w:val="20"/>
+          <w:lang w:val="en-US"/>
+        </w:rPr>
+        <w:t>:</w:t>
+      </w:r>
+      <w:r>
+        <w:rPr>
+          <w:sz w:val="20"/>
+          <w:szCs w:val="20"/>
+          <w:lang w:val="en-US"/>
+        </w:rPr>
+        <w:t xml:space="preserve"> </w:t>
+      </w:r>
+      <w:r>
+        <w:rPr>
+          <w:sz w:val="20"/>
+          <w:szCs w:val="20"/>
+          <w:lang w:val="en-US"/>
+        </w:rPr>
+        <w:t>[</w:t>
+      </w:r>
+      <w:proofErr w:type="spellStart"/>
+      <w:r>
+        <w:rPr>
+          <w:sz w:val="20"/>
+          <w:szCs w:val="20"/>
+          <w:lang w:val="en-US"/>
+        </w:rPr>
+        <w:t>doc</w:t>
+      </w:r>
+      <w:r>
+        <w:rPr>
+          <w:sz w:val="20"/>
+          <w:szCs w:val="20"/>
+          <w:lang w:val="en-US"/>
+        </w:rPr>
+        <w:t>.</w:t>
+      </w:r>
+      <w:r>
+        <w:rPr>
+          <w:sz w:val="20"/>
+          <w:szCs w:val="20"/>
+          <w:lang w:val="en-US"/>
+        </w:rPr>
+        <w:t>doc</w:t>
+      </w:r>
+      <w:r>
+        <w:rPr>
+          <w:sz w:val="20"/>
+          <w:szCs w:val="20"/>
+          <w:lang w:val="en-US"/>
+        </w:rPr>
+        <w:t>_</w:t>
+      </w:r>
+      <w:r>
+        <w:rPr>
+          <w:sz w:val="20"/>
+          <w:szCs w:val="20"/>
+          <w:lang w:val="en-US"/>
+        </w:rPr>
+        <w:t>date</w:t>
+      </w:r>
+      <w:proofErr w:type="spellEnd"/>
+      <w:r>
+        <w:rPr>
+          <w:sz w:val="20"/>
+          <w:szCs w:val="20"/>
+          <w:lang w:val="en-US"/>
+        </w:rPr>
+        <w:t>]</w:t>
+      </w:r>
+      <w:r>
+        <w:rPr>
+          <w:sz w:val="20"/>
+          <w:szCs w:val="20"/>
+        </w:rPr>
+        <w:t>г</w:t>
+      </w:r>
+      <w:r>
+        <w:rPr>
+          <w:sz w:val="20"/>
+          <w:szCs w:val="20"/>
+          <w:lang w:val="en-US"/>
+        </w:rPr>
+        <w:t xml:space="preserve">.  </w:t>
+      </w:r>
+    </w:p>
+    <w:p>
+      <w:pPr>
+        <w:jc w:val="both"/>
+        <w:rPr>
+          <w:sz w:val="20"/>
+          <w:szCs w:val="20"/>
+          <w:lang w:val="en-US"/>
+        </w:rPr>
+      </w:pPr>
+    </w:p>
+    <w:p>
+      <w:pPr>
+        <w:jc w:val="both"/>
+        <w:rPr>
+          <w:sz w:val="20"/>
+          <w:szCs w:val="20"/>
+          <w:lang w:val="en-US"/>
+        </w:rPr>
+      </w:pPr>
+    </w:p>
+    <w:p>
+      <w:pPr>
+        <w:jc w:val="both"/>
+        <w:rPr>
+          <w:sz w:val="20"/>
+          <w:szCs w:val="20"/>
+          <w:lang w:val="en-US"/>
+        </w:rPr>
+      </w:pPr>
+    </w:p>
+    <w:p>
+      <w:pPr>
+        <w:jc w:val="both"/>
+        <w:rPr>
+          <w:sz w:val="20"/>
+          <w:szCs w:val="20"/>
+        </w:rPr>
+      </w:pPr>
+      <w:r>
+        <w:rPr>
+          <w:sz w:val="20"/>
+          <w:szCs w:val="20"/>
+        </w:rPr>
+        <w:t>Учреждение:</w:t>
+      </w:r>
+    </w:p>
+    <w:p>
+      <w:pPr>
+        <w:jc w:val="both"/>
+        <w:rPr>
+          <w:sz w:val="20"/>
+          <w:szCs w:val="20"/>
+        </w:rPr>
+      </w:pPr>
+    </w:p>
+    <w:p>
+      <w:pPr>
+        <w:jc w:val="both"/>
+        <w:rPr>
+          <w:sz w:val="20"/>
+          <w:szCs w:val="20"/>
+        </w:rPr>
+      </w:pPr>
+    </w:p>
+    <w:p>
+      <w:pPr>
+        <w:widowControl w:val="0"/>
+        <w:rPr>
+          <w:b/>
+          <w:bCs/>
+          <w:sz w:val="20"/>
+          <w:szCs w:val="20"/>
+        </w:rPr>
+      </w:pPr>
+      <w:r>
+        <w:rPr>
+          <w:b/>
+          <w:bCs/>
+          <w:sz w:val="20"/>
+          <w:szCs w:val="20"/>
+        </w:rPr>
+        <w:t>Директор</w:t>
+      </w:r>
+    </w:p>
+    <w:p>
+      <w:pPr>
+        <w:widowControl w:val="0"/>
+        <w:rPr>
+          <w:b/>
+          <w:bCs/>
+          <w:sz w:val="20"/>
+          <w:szCs w:val="20"/>
+        </w:rPr>
+      </w:pPr>
+      <w:r>
+        <w:rPr>
+          <w:b/>
+          <w:bCs/>
+          <w:sz w:val="20"/>
+          <w:szCs w:val="20"/>
+        </w:rPr>
+        <w:t xml:space="preserve">ГБУДО </w:t>
+      </w:r>
+      <w:proofErr w:type="spellStart"/>
+      <w:r>
+        <w:rPr>
+          <w:b/>
+          <w:bCs/>
+          <w:sz w:val="20"/>
+          <w:szCs w:val="20"/>
+        </w:rPr>
+        <w:t>г.Москвы</w:t>
+      </w:r>
+      <w:proofErr w:type="spellEnd"/>
+      <w:r>
+        <w:rPr>
+          <w:b/>
+          <w:bCs/>
+          <w:sz w:val="20"/>
+          <w:szCs w:val="20"/>
+        </w:rPr>
+        <w:t xml:space="preserve"> "ДШИ </w:t>
+      </w:r>
+      <w:proofErr w:type="spellStart"/>
+      <w:r>
+        <w:rPr>
+          <w:b/>
+          <w:bCs/>
+          <w:sz w:val="20"/>
+          <w:szCs w:val="20"/>
+        </w:rPr>
+        <w:t>им.И.Ф.Стравинского</w:t>
+      </w:r>
+      <w:proofErr w:type="spellEnd"/>
+      <w:r>
+        <w:rPr>
+          <w:b/>
+          <w:bCs/>
+          <w:sz w:val="20"/>
+          <w:szCs w:val="20"/>
+        </w:rPr>
+        <w:t xml:space="preserve">"           _______________             Н.М.Карташева        </w:t>
+      </w:r>
+    </w:p>
+    <w:p>
+      <w:pPr>
+        <w:widowControl w:val="0"/>
+        <w:rPr>
+          <w:b/>
+          <w:bCs/>
+          <w:sz w:val="20"/>
+          <w:szCs w:val="20"/>
+        </w:rPr>
+      </w:pPr>
+    </w:p>
+    <w:p>
+      <w:pPr>
+        <w:jc w:val="both"/>
         <w:rPr>
           <w:sz w:val="20"/>
           <w:szCs w:val="20"/>
           <w:u w:val="single"/>
         </w:rPr>
-        <w:t>(Ф.И.О.)</w:t>
-      </w:r>
-    </w:p>
-    <w:p>
-      <w:pPr>
-        <w:ind w:firstLine="720"/>
-        <w:jc w:val="both"/>
-        <w:rPr>
-          <w:sz w:val="20"/>
-          <w:szCs w:val="20"/>
-        </w:rPr>
-      </w:pPr>
-    </w:p>
-    <w:p>
-      <w:pPr>
-        <w:jc w:val="both"/>
-        <w:rPr>
-          <w:sz w:val="20"/>
-          <w:szCs w:val="20"/>
-        </w:rPr>
-      </w:pPr>
-    </w:p>
-    <w:p>
-      <w:pPr>
-        <w:jc w:val="both"/>
-        <w:rPr>
-          <w:sz w:val="20"/>
-          <w:szCs w:val="20"/>
-          <w:lang w:val="en-US"/>
-        </w:rPr>
-      </w:pPr>
-      <w:r>
-        <w:rPr>
-          <w:sz w:val="20"/>
-          <w:szCs w:val="20"/>
-        </w:rPr>
-        <w:t>Дата</w:t>
-      </w:r>
-      <w:r>
-        <w:rPr>
-          <w:sz w:val="20"/>
-          <w:szCs w:val="20"/>
-          <w:lang w:val="en-US"/>
-        </w:rPr>
-        <w:t>:</w:t>
-      </w:r>
-      <w:r>
-        <w:rPr>
-          <w:sz w:val="20"/>
-          <w:szCs w:val="20"/>
-          <w:lang w:val="en-US"/>
+      </w:pPr>
+    </w:p>
+    <w:p>
+      <w:pPr>
+        <w:jc w:val="both"/>
+        <w:rPr>
+          <w:sz w:val="20"/>
+          <w:szCs w:val="20"/>
+          <w:u w:val="single"/>
+        </w:rPr>
+      </w:pPr>
+    </w:p>
+    <w:p>
+      <w:pPr>
+        <w:jc w:val="both"/>
+        <w:rPr>
+          <w:sz w:val="20"/>
+          <w:szCs w:val="20"/>
+          <w:u w:val="single"/>
+        </w:rPr>
+      </w:pPr>
+    </w:p>
+    <w:p>
+      <w:pPr>
+        <w:jc w:val="both"/>
+        <w:rPr>
+          <w:sz w:val="20"/>
+          <w:szCs w:val="20"/>
+        </w:rPr>
+      </w:pPr>
+      <w:r>
+        <w:rPr>
+          <w:b/>
+          <w:sz w:val="20"/>
+          <w:szCs w:val="20"/>
+        </w:rPr>
+        <w:t>Представитель учащегося</w:t>
+      </w:r>
+      <w:r>
+        <w:rPr>
+          <w:i/>
+          <w:sz w:val="20"/>
+          <w:szCs w:val="20"/>
         </w:rPr>
         <w:t xml:space="preserve"> </w:t>
       </w:r>
       <w:r>
         <w:rPr>
-          <w:sz w:val="20"/>
-          <w:szCs w:val="20"/>
-          <w:lang w:val="en-US"/>
-        </w:rPr>
-        <w:t>[</w:t>
-      </w:r>
-      <w:proofErr w:type="spellStart"/>
-      <w:r>
-        <w:rPr>
-          <w:sz w:val="20"/>
-          <w:szCs w:val="20"/>
-          <w:lang w:val="en-US"/>
-        </w:rPr>
-        <w:t>doc</w:t>
-      </w:r>
-      <w:r>
-        <w:rPr>
-          <w:sz w:val="20"/>
-          <w:szCs w:val="20"/>
-          <w:lang w:val="en-US"/>
-        </w:rPr>
-        <w:t>.</w:t>
-      </w:r>
-      <w:r>
-        <w:rPr>
-          <w:sz w:val="20"/>
-          <w:szCs w:val="20"/>
-          <w:lang w:val="en-US"/>
-        </w:rPr>
-        <w:t>doc</w:t>
-      </w:r>
-      <w:r>
-        <w:rPr>
-          <w:sz w:val="20"/>
-          <w:szCs w:val="20"/>
-          <w:lang w:val="en-US"/>
-        </w:rPr>
-        <w:t>_</w:t>
-      </w:r>
-      <w:r>
-        <w:rPr>
-          <w:sz w:val="20"/>
-          <w:szCs w:val="20"/>
-          <w:lang w:val="en-US"/>
-        </w:rPr>
-        <w:t>date</w:t>
-      </w:r>
-      <w:proofErr w:type="spellEnd"/>
-      <w:r>
-        <w:rPr>
-          <w:sz w:val="20"/>
-          <w:szCs w:val="20"/>
-          <w:lang w:val="en-US"/>
-        </w:rPr>
-        <w:t>]</w:t>
-      </w:r>
-      <w:r>
-        <w:rPr>
-          <w:sz w:val="20"/>
-          <w:szCs w:val="20"/>
-        </w:rPr>
-        <w:t>г</w:t>
-      </w:r>
-      <w:r>
-        <w:rPr>
-          <w:sz w:val="20"/>
-          <w:szCs w:val="20"/>
-          <w:lang w:val="en-US"/>
-        </w:rPr>
-        <w:t xml:space="preserve">.  </w:t>
-      </w:r>
-    </w:p>
-    <w:p>
-      <w:pPr>
-        <w:jc w:val="both"/>
-        <w:rPr>
-          <w:sz w:val="20"/>
-          <w:szCs w:val="20"/>
-          <w:lang w:val="en-US"/>
-        </w:rPr>
-      </w:pPr>
-    </w:p>
-    <w:p>
-      <w:pPr>
-        <w:jc w:val="both"/>
-        <w:rPr>
-          <w:sz w:val="20"/>
-          <w:szCs w:val="20"/>
-          <w:lang w:val="en-US"/>
-        </w:rPr>
-      </w:pPr>
-    </w:p>
-    <w:p>
-      <w:pPr>
-        <w:jc w:val="both"/>
-        <w:rPr>
-          <w:sz w:val="20"/>
-          <w:szCs w:val="20"/>
-          <w:lang w:val="en-US"/>
-        </w:rPr>
-      </w:pPr>
-    </w:p>
-    <w:p>
-      <w:pPr>
-        <w:jc w:val="both"/>
-        <w:rPr>
-          <w:sz w:val="20"/>
-          <w:szCs w:val="20"/>
-        </w:rPr>
-      </w:pPr>
-      <w:r>
-        <w:rPr>
-          <w:sz w:val="20"/>
-          <w:szCs w:val="20"/>
-        </w:rPr>
-        <w:t>Учреждение:</w:t>
-      </w:r>
-    </w:p>
-    <w:p>
-      <w:pPr>
-        <w:jc w:val="both"/>
-        <w:rPr>
-          <w:sz w:val="20"/>
-          <w:szCs w:val="20"/>
-        </w:rPr>
-      </w:pPr>
-    </w:p>
-    <w:p>
-      <w:pPr>
-        <w:jc w:val="both"/>
-        <w:rPr>
-          <w:sz w:val="20"/>
-          <w:szCs w:val="20"/>
-        </w:rPr>
-      </w:pPr>
-    </w:p>
-    <w:p>
-      <w:pPr>
-        <w:widowControl w:val="0"/>
-        <w:rPr>
-          <w:b/>
-          <w:bCs/>
-          <w:sz w:val="20"/>
-          <w:szCs w:val="20"/>
-        </w:rPr>
-      </w:pPr>
-      <w:r>
-        <w:rPr>
-          <w:b/>
-          <w:bCs/>
-          <w:sz w:val="20"/>
-          <w:szCs w:val="20"/>
-        </w:rPr>
-        <w:t>Директор</w:t>
-      </w:r>
-    </w:p>
-    <w:p>
-      <w:pPr>
-        <w:widowControl w:val="0"/>
-        <w:rPr>
-          <w:b/>
-          <w:bCs/>
-          <w:sz w:val="20"/>
-          <w:szCs w:val="20"/>
-        </w:rPr>
-      </w:pPr>
-      <w:r>
-        <w:rPr>
-          <w:b/>
-          <w:bCs/>
-          <w:sz w:val="20"/>
-          <w:szCs w:val="20"/>
-        </w:rPr>
-        <w:t xml:space="preserve">ГБУДО </w:t>
-      </w:r>
-      <w:proofErr w:type="spellStart"/>
-      <w:r>
-        <w:rPr>
-          <w:b/>
-          <w:bCs/>
-          <w:sz w:val="20"/>
-          <w:szCs w:val="20"/>
-        </w:rPr>
-        <w:t>г.Москвы</w:t>
-      </w:r>
-      <w:proofErr w:type="spellEnd"/>
-      <w:r>
-        <w:rPr>
-          <w:b/>
-          <w:bCs/>
-          <w:sz w:val="20"/>
-          <w:szCs w:val="20"/>
-        </w:rPr>
-        <w:t xml:space="preserve"> "ДШИ </w:t>
-      </w:r>
-      <w:proofErr w:type="spellStart"/>
-      <w:r>
-        <w:rPr>
-          <w:b/>
-          <w:bCs/>
-          <w:sz w:val="20"/>
-          <w:szCs w:val="20"/>
-        </w:rPr>
-        <w:t>им.И.Ф.Стравинского</w:t>
-      </w:r>
-      <w:proofErr w:type="spellEnd"/>
-      <w:r>
-        <w:rPr>
-          <w:b/>
-          <w:bCs/>
-          <w:sz w:val="20"/>
-          <w:szCs w:val="20"/>
-        </w:rPr>
-        <w:t xml:space="preserve">"           _______________             Н.М.Карташева        </w:t>
-      </w:r>
-    </w:p>
-    <w:p>
-      <w:pPr>
-        <w:widowControl w:val="0"/>
-        <w:rPr>
-          <w:b/>
-          <w:bCs/>
-          <w:sz w:val="20"/>
-          <w:szCs w:val="20"/>
-        </w:rPr>
-      </w:pPr>
-    </w:p>
-    <w:p>
-      <w:pPr>
-        <w:jc w:val="both"/>
-        <w:rPr>
-          <w:sz w:val="20"/>
-          <w:szCs w:val="20"/>
-          <w:u w:val="single"/>
-        </w:rPr>
-      </w:pPr>
-    </w:p>
-    <w:p>
-      <w:pPr>
-        <w:jc w:val="both"/>
-        <w:rPr>
-          <w:sz w:val="20"/>
-          <w:szCs w:val="20"/>
-          <w:u w:val="single"/>
-        </w:rPr>
-      </w:pPr>
-    </w:p>
-    <w:p>
-      <w:pPr>
-        <w:jc w:val="both"/>
-        <w:rPr>
-          <w:sz w:val="20"/>
-          <w:szCs w:val="20"/>
-          <w:u w:val="single"/>
-        </w:rPr>
-      </w:pPr>
-    </w:p>
-    <w:p>
-      <w:pPr>
-        <w:jc w:val="both"/>
-        <w:rPr>
-          <w:sz w:val="20"/>
-          <w:szCs w:val="20"/>
-        </w:rPr>
-      </w:pPr>
-      <w:r>
-        <w:rPr>
-          <w:b/>
-          <w:sz w:val="20"/>
-          <w:szCs w:val="20"/>
-        </w:rPr>
-        <w:t xml:space="preserve">Представитель </w:t>
-      </w:r>
-      <w:proofErr w:type="gramStart"/>
-      <w:r>
-        <w:rPr>
-          <w:b/>
-          <w:sz w:val="20"/>
-          <w:szCs w:val="20"/>
-        </w:rPr>
-        <w:t>учащегося</w:t>
-      </w:r>
-      <w:r>
-        <w:rPr>
           <w:i/>
           <w:sz w:val="20"/>
           <w:szCs w:val="20"/>
         </w:rPr>
-        <w:t xml:space="preserve"> </w:t>
-      </w:r>
-      <w:r>
-        <w:rPr>
-          <w:i/>
-          <w:sz w:val="20"/>
-          <w:szCs w:val="20"/>
-        </w:rPr>
-        <w:t>:</w:t>
-      </w:r>
-      <w:proofErr w:type="gramEnd"/>
-      <w:r>
-        <w:rPr>
-          <w:i/>
-          <w:sz w:val="20"/>
-          <w:szCs w:val="20"/>
-        </w:rPr>
-        <w:t xml:space="preserve"> </w:t>
+        <w:t xml:space="preserve">: </w:t>
       </w:r>
       <w:r>
         <w:rPr>
@@ -8491,31 +8398,14 @@
           <w:szCs w:val="16"/>
           <w:u w:val="single"/>
         </w:rPr>
-        <w:t>(</w:t>
-      </w:r>
-      <w:proofErr w:type="gramStart"/>
+        <w:t>(подпись)</w:t>
+      </w:r>
       <w:r>
         <w:rPr>
           <w:sz w:val="16"/>
           <w:szCs w:val="16"/>
-          <w:u w:val="single"/>
-        </w:rPr>
-        <w:t>подпись)</w:t>
-      </w:r>
-      <w:r>
-        <w:rPr>
-          <w:sz w:val="16"/>
-          <w:szCs w:val="16"/>
-        </w:rPr>
-        <w:t xml:space="preserve">   </w:t>
-      </w:r>
-      <w:proofErr w:type="gramEnd"/>
-      <w:r>
-        <w:rPr>
-          <w:sz w:val="16"/>
-          <w:szCs w:val="16"/>
-        </w:rPr>
-        <w:t xml:space="preserve">                          </w:t>
+        </w:rPr>
+        <w:t xml:space="preserve">                             </w:t>
       </w:r>
       <w:r>
         <w:rPr>
@@ -9121,6 +9011,17 @@
       <w:spacing w:before="100" w:beforeAutospacing="1" w:after="100" w:afterAutospacing="1"/>
     </w:pPr>
   </w:style>
+  <w:style w:type="character" w:styleId="a7">
+    <w:name w:val="Strong"/>
+    <w:basedOn w:val="a0"/>
+    <w:uiPriority w:val="22"/>
+    <w:qFormat/>
+    <w:rsid w:val="00EF43EF"/>
+    <w:rPr>
+      <w:b/>
+      <w:bCs/>
+    </w:rPr>
+  </w:style>
 </w:styles>
 </file>
 
